--- a/thesis/chapters_1-3_required_corrections.docx
+++ b/thesis/chapters_1-3_required_corrections.docx
@@ -2,7 +2,7 @@
 <file path=word/document.xml><?xml version="1.0" encoding="utf-8"?>
 <w:document xmlns:w="http://schemas.openxmlformats.org/wordprocessingml/2006/main" xmlns:m="http://schemas.openxmlformats.org/officeDocument/2006/math" xmlns:r="http://schemas.openxmlformats.org/officeDocument/2006/relationships" xmlns:o="urn:schemas-microsoft-com:office:office" xmlns:v="urn:schemas-microsoft-com:vml" xmlns:w10="urn:schemas-microsoft-com:office:word" xmlns:a="http://schemas.openxmlformats.org/drawingml/2006/main" xmlns:pic="http://schemas.openxmlformats.org/drawingml/2006/picture" xmlns:wp="http://schemas.openxmlformats.org/drawingml/2006/wordprocessingDrawing">
   <w:body>
-    <w:bookmarkStart w:id="22" w:name="Xd1d85abca94302f0999911e122d13aff4402055"/>
+    <w:bookmarkStart w:id="23" w:name="Xd1d85abca94302f0999911e122d13aff4402055"/>
     <w:p>
       <w:pPr>
         <w:pStyle w:val="Heading1"/>
@@ -855,13 +855,13 @@
       </w:r>
     </w:p>
     <w:bookmarkEnd w:id="12"/>
-    <w:bookmarkStart w:id="13" w:name="Xf48f82d10688967fffd4b1b1a54fbcdb947f9b7"/>
+    <w:bookmarkStart w:id="13" w:name="X871a2baa6979866414304d08c6d048696efb8f2"/>
     <w:p>
       <w:pPr>
         <w:pStyle w:val="Heading2"/>
       </w:pPr>
       <w:r>
-        <w:t xml:space="preserve">FACTUAL 5 — §3.3.2: the DEM was Copernicus GLO-30, not SRTM</w:t>
+        <w:t xml:space="preserve">CRITICAL 4b — §3.6.3 Table 3.4: the pairwise matrix describes a different model</w:t>
       </w:r>
     </w:p>
     <w:p>
@@ -879,23 +879,43 @@
         <w:t xml:space="preserve"> </w:t>
       </w:r>
       <w:r>
-        <w:t xml:space="preserve">“the study employed the Shuttle Radar Topography Mission (SRTM) Digital Elevation Model (DEM) for this study.</w:t>
-      </w:r>
-      <w:r>
-        <w:t xml:space="preserve"> </w:t>
-      </w:r>
-      <w:r>
-        <w:rPr>
-          <w:b/>
-          <w:bCs/>
-        </w:rPr>
-        <w:t xml:space="preserve">Dataset:</w:t>
-      </w:r>
-      <w:r>
-        <w:t xml:space="preserve"> </w:t>
-      </w:r>
-      <w:r>
-        <w:t xml:space="preserve">SRTM DEM Version 3.0 (SRTM GL1)…”</w:t>
+        <w:t xml:space="preserve">Table 3.4 gives an 8×8 pairwise comparison matrix over the factors Elev, Slope, FlowAcc, DistRiv, LandCov,</w:t>
+      </w:r>
+      <w:r>
+        <w:t xml:space="preserve"> </w:t>
+      </w:r>
+      <w:r>
+        <w:rPr>
+          <w:b/>
+          <w:bCs/>
+        </w:rPr>
+        <w:t xml:space="preserve">Soil</w:t>
+      </w:r>
+      <w:r>
+        <w:t xml:space="preserve">, Rain and</w:t>
+      </w:r>
+      <w:r>
+        <w:t xml:space="preserve"> </w:t>
+      </w:r>
+      <w:r>
+        <w:rPr>
+          <w:b/>
+          <w:bCs/>
+        </w:rPr>
+        <w:t xml:space="preserve">SWAT</w:t>
+      </w:r>
+      <w:r>
+        <w:t xml:space="preserve">, followed by the note:</w:t>
+      </w:r>
+      <w:r>
+        <w:t xml:space="preserve"> </w:t>
+      </w:r>
+      <w:r>
+        <w:rPr>
+          <w:i/>
+          <w:iCs/>
+        </w:rPr>
+        <w:t xml:space="preserve">“This is an illustrative matrix. Final values will be refined based on literature synthesis and sensitivity analysis.”</w:t>
       </w:r>
     </w:p>
     <w:p>
@@ -907,13 +927,603 @@
           <w:b/>
           <w:bCs/>
         </w:rPr>
-        <w:t xml:space="preserve">What was used:</w:t>
-      </w:r>
-      <w:r>
-        <w:t xml:space="preserve"> </w:t>
-      </w:r>
-      <w:r>
-        <w:t xml:space="preserve">Copernicus GLO-30 DEM, 30 m, from the AWS open bucket</w:t>
+        <w:t xml:space="preserve">Two problems.</w:t>
+      </w:r>
+    </w:p>
+    <w:p>
+      <w:pPr>
+        <w:pStyle w:val="BodyText"/>
+      </w:pPr>
+      <w:r>
+        <w:rPr>
+          <w:i/>
+          <w:iCs/>
+        </w:rPr>
+        <w:t xml:space="preserve">First, the factor set is wrong.</w:t>
+      </w:r>
+      <w:r>
+        <w:t xml:space="preserve"> </w:t>
+      </w:r>
+      <w:r>
+        <w:t xml:space="preserve">The delivered model uses elevation,</w:t>
+      </w:r>
+      <w:r>
+        <w:t xml:space="preserve"> </w:t>
+      </w:r>
+      <w:r>
+        <w:rPr>
+          <w:b/>
+          <w:bCs/>
+        </w:rPr>
+        <w:t xml:space="preserve">TWI</w:t>
+      </w:r>
+      <w:r>
+        <w:t xml:space="preserve">, distance to rivers, flow accumulation,</w:t>
+      </w:r>
+      <w:r>
+        <w:t xml:space="preserve"> </w:t>
+      </w:r>
+      <w:r>
+        <w:rPr>
+          <w:b/>
+          <w:bCs/>
+        </w:rPr>
+        <w:t xml:space="preserve">runoff (SCS-CN)</w:t>
+      </w:r>
+      <w:r>
+        <w:t xml:space="preserve">, slope, extreme rainfall and land cover. Table 3.4 contains</w:t>
+      </w:r>
+      <w:r>
+        <w:t xml:space="preserve"> </w:t>
+      </w:r>
+      <w:r>
+        <w:rPr>
+          <w:b/>
+          <w:bCs/>
+        </w:rPr>
+        <w:t xml:space="preserve">Soil</w:t>
+      </w:r>
+      <w:r>
+        <w:t xml:space="preserve"> </w:t>
+      </w:r>
+      <w:r>
+        <w:t xml:space="preserve">and</w:t>
+      </w:r>
+      <w:r>
+        <w:t xml:space="preserve"> </w:t>
+      </w:r>
+      <w:r>
+        <w:rPr>
+          <w:b/>
+          <w:bCs/>
+        </w:rPr>
+        <w:t xml:space="preserve">SWAT</w:t>
+      </w:r>
+      <w:r>
+        <w:t xml:space="preserve">, neither of which is a factor in the delivered index, and omits</w:t>
+      </w:r>
+      <w:r>
+        <w:t xml:space="preserve"> </w:t>
+      </w:r>
+      <w:r>
+        <w:rPr>
+          <w:b/>
+          <w:bCs/>
+        </w:rPr>
+        <w:t xml:space="preserve">TWI</w:t>
+      </w:r>
+      <w:r>
+        <w:t xml:space="preserve">, which carries the second-heaviest weight at 0.18. The matrix cannot have produced the weights that were used.</w:t>
+      </w:r>
+    </w:p>
+    <w:p>
+      <w:pPr>
+        <w:pStyle w:val="BodyText"/>
+      </w:pPr>
+      <w:r>
+        <w:rPr>
+          <w:i/>
+          <w:iCs/>
+        </w:rPr>
+        <w:t xml:space="preserve">Second, it is labelled illustrative.</w:t>
+      </w:r>
+      <w:r>
+        <w:t xml:space="preserve"> </w:t>
+      </w:r>
+      <w:r>
+        <w:t xml:space="preserve">A thesis cannot report a Consistency Ratio derived from a matrix it describes as provisional.</w:t>
+      </w:r>
+    </w:p>
+    <w:p>
+      <w:pPr>
+        <w:pStyle w:val="BodyText"/>
+      </w:pPr>
+      <w:r>
+        <w:rPr>
+          <w:b/>
+          <w:bCs/>
+        </w:rPr>
+        <w:t xml:space="preserve">What the numbers show.</w:t>
+      </w:r>
+      <w:r>
+        <w:t xml:space="preserve"> </w:t>
+      </w:r>
+      <w:r>
+        <w:t xml:space="preserve">Table 3.4 as printed is perfectly reciprocal and is internally consistent, giving</w:t>
+      </w:r>
+      <w:r>
+        <w:t xml:space="preserve"> </w:t>
+      </w:r>
+      <w:r>
+        <w:rPr>
+          <w:b/>
+          <w:bCs/>
+        </w:rPr>
+        <w:t xml:space="preserve">CR = 0.0074</w:t>
+      </w:r>
+      <w:r>
+        <w:t xml:space="preserve">. But its weights are:</w:t>
+      </w:r>
+    </w:p>
+    <w:tbl>
+      <w:tblPr>
+        <w:tblStyle w:val="Table"/>
+        <w:tblW w:type="auto" w:w="0"/>
+        <w:tblLook w:firstRow="1" w:lastRow="0" w:firstColumn="0" w:lastColumn="0" w:noHBand="0" w:noVBand="0" w:val="0020"/>
+      </w:tblPr>
+      <w:tblGrid>
+        <w:gridCol w:w="2640"/>
+        <w:gridCol w:w="2640"/>
+        <w:gridCol w:w="2640"/>
+      </w:tblGrid>
+      <w:tr>
+        <w:trPr>
+          <w:tblHeader w:val="on"/>
+        </w:trPr>
+        <w:tc>
+          <w:tcPr/>
+          <w:p>
+            <w:pPr>
+              <w:pStyle w:val="Compact"/>
+            </w:pPr>
+            <w:r>
+              <w:t xml:space="preserve">Factor</w:t>
+            </w:r>
+          </w:p>
+        </w:tc>
+        <w:tc>
+          <w:tcPr/>
+          <w:p>
+            <w:pPr>
+              <w:pStyle w:val="Compact"/>
+            </w:pPr>
+            <w:r>
+              <w:t xml:space="preserve">Table 3.4 weight</w:t>
+            </w:r>
+          </w:p>
+        </w:tc>
+        <w:tc>
+          <w:tcPr/>
+          <w:p>
+            <w:pPr>
+              <w:pStyle w:val="Compact"/>
+            </w:pPr>
+            <w:r>
+              <w:t xml:space="preserve">Delivered weight</w:t>
+            </w:r>
+          </w:p>
+        </w:tc>
+      </w:tr>
+      <w:tr>
+        <w:tc>
+          <w:tcPr/>
+          <w:p>
+            <w:pPr>
+              <w:pStyle w:val="Compact"/>
+            </w:pPr>
+            <w:r>
+              <w:t xml:space="preserve">DistRiv</w:t>
+            </w:r>
+          </w:p>
+        </w:tc>
+        <w:tc>
+          <w:tcPr/>
+          <w:p>
+            <w:pPr>
+              <w:pStyle w:val="Compact"/>
+            </w:pPr>
+            <w:r>
+              <w:rPr>
+                <w:b/>
+                <w:bCs/>
+              </w:rPr>
+              <w:t xml:space="preserve">0.259</w:t>
+            </w:r>
+            <w:r>
+              <w:t xml:space="preserve"> </w:t>
+            </w:r>
+            <w:r>
+              <w:t xml:space="preserve">(highest)</w:t>
+            </w:r>
+          </w:p>
+        </w:tc>
+        <w:tc>
+          <w:tcPr/>
+          <w:p>
+            <w:pPr>
+              <w:pStyle w:val="Compact"/>
+            </w:pPr>
+            <w:r>
+              <w:t xml:space="preserve">0.15</w:t>
+            </w:r>
+          </w:p>
+        </w:tc>
+      </w:tr>
+      <w:tr>
+        <w:tc>
+          <w:tcPr/>
+          <w:p>
+            <w:pPr>
+              <w:pStyle w:val="Compact"/>
+            </w:pPr>
+            <w:r>
+              <w:t xml:space="preserve">Elev</w:t>
+            </w:r>
+          </w:p>
+        </w:tc>
+        <w:tc>
+          <w:tcPr/>
+          <w:p>
+            <w:pPr>
+              <w:pStyle w:val="Compact"/>
+            </w:pPr>
+            <w:r>
+              <w:t xml:space="preserve">0.190</w:t>
+            </w:r>
+          </w:p>
+        </w:tc>
+        <w:tc>
+          <w:tcPr/>
+          <w:p>
+            <w:pPr>
+              <w:pStyle w:val="Compact"/>
+            </w:pPr>
+            <w:r>
+              <w:rPr>
+                <w:b/>
+                <w:bCs/>
+              </w:rPr>
+              <w:t xml:space="preserve">0.20</w:t>
+            </w:r>
+            <w:r>
+              <w:t xml:space="preserve"> </w:t>
+            </w:r>
+            <w:r>
+              <w:t xml:space="preserve">(highest)</w:t>
+            </w:r>
+          </w:p>
+        </w:tc>
+      </w:tr>
+      <w:tr>
+        <w:tc>
+          <w:tcPr/>
+          <w:p>
+            <w:pPr>
+              <w:pStyle w:val="Compact"/>
+            </w:pPr>
+            <w:r>
+              <w:t xml:space="preserve">FlowAcc</w:t>
+            </w:r>
+          </w:p>
+        </w:tc>
+        <w:tc>
+          <w:tcPr/>
+          <w:p>
+            <w:pPr>
+              <w:pStyle w:val="Compact"/>
+            </w:pPr>
+            <w:r>
+              <w:t xml:space="preserve">0.111</w:t>
+            </w:r>
+          </w:p>
+        </w:tc>
+        <w:tc>
+          <w:tcPr/>
+          <w:p>
+            <w:pPr>
+              <w:pStyle w:val="Compact"/>
+            </w:pPr>
+            <w:r>
+              <w:t xml:space="preserve">0.12</w:t>
+            </w:r>
+          </w:p>
+        </w:tc>
+      </w:tr>
+      <w:tr>
+        <w:tc>
+          <w:tcPr/>
+          <w:p>
+            <w:pPr>
+              <w:pStyle w:val="Compact"/>
+            </w:pPr>
+            <w:r>
+              <w:t xml:space="preserve">Rain</w:t>
+            </w:r>
+          </w:p>
+        </w:tc>
+        <w:tc>
+          <w:tcPr/>
+          <w:p>
+            <w:pPr>
+              <w:pStyle w:val="Compact"/>
+            </w:pPr>
+            <w:r>
+              <w:t xml:space="preserve">0.111</w:t>
+            </w:r>
+          </w:p>
+        </w:tc>
+        <w:tc>
+          <w:tcPr/>
+          <w:p>
+            <w:pPr>
+              <w:pStyle w:val="Compact"/>
+            </w:pPr>
+            <w:r>
+              <w:t xml:space="preserve">0.08</w:t>
+            </w:r>
+          </w:p>
+        </w:tc>
+      </w:tr>
+      <w:tr>
+        <w:tc>
+          <w:tcPr/>
+          <w:p>
+            <w:pPr>
+              <w:pStyle w:val="Compact"/>
+            </w:pPr>
+            <w:r>
+              <w:t xml:space="preserve">Slope</w:t>
+            </w:r>
+          </w:p>
+        </w:tc>
+        <w:tc>
+          <w:tcPr/>
+          <w:p>
+            <w:pPr>
+              <w:pStyle w:val="Compact"/>
+            </w:pPr>
+            <w:r>
+              <w:t xml:space="preserve">0.106</w:t>
+            </w:r>
+          </w:p>
+        </w:tc>
+        <w:tc>
+          <w:tcPr/>
+          <w:p>
+            <w:pPr>
+              <w:pStyle w:val="Compact"/>
+            </w:pPr>
+            <w:r>
+              <w:t xml:space="preserve">0.10</w:t>
+            </w:r>
+          </w:p>
+        </w:tc>
+      </w:tr>
+      <w:tr>
+        <w:tc>
+          <w:tcPr/>
+          <w:p>
+            <w:pPr>
+              <w:pStyle w:val="Compact"/>
+            </w:pPr>
+            <w:r>
+              <w:t xml:space="preserve">SWAT</w:t>
+            </w:r>
+          </w:p>
+        </w:tc>
+        <w:tc>
+          <w:tcPr/>
+          <w:p>
+            <w:pPr>
+              <w:pStyle w:val="Compact"/>
+            </w:pPr>
+            <w:r>
+              <w:t xml:space="preserve">0.106</w:t>
+            </w:r>
+          </w:p>
+        </w:tc>
+        <w:tc>
+          <w:tcPr/>
+          <w:p>
+            <w:pPr>
+              <w:pStyle w:val="Compact"/>
+            </w:pPr>
+            <w:r>
+              <w:t xml:space="preserve">— (not a factor)</w:t>
+            </w:r>
+          </w:p>
+        </w:tc>
+      </w:tr>
+      <w:tr>
+        <w:tc>
+          <w:tcPr/>
+          <w:p>
+            <w:pPr>
+              <w:pStyle w:val="Compact"/>
+            </w:pPr>
+            <w:r>
+              <w:t xml:space="preserve">LandCov</w:t>
+            </w:r>
+          </w:p>
+        </w:tc>
+        <w:tc>
+          <w:tcPr/>
+          <w:p>
+            <w:pPr>
+              <w:pStyle w:val="Compact"/>
+            </w:pPr>
+            <w:r>
+              <w:t xml:space="preserve">0.060</w:t>
+            </w:r>
+          </w:p>
+        </w:tc>
+        <w:tc>
+          <w:tcPr/>
+          <w:p>
+            <w:pPr>
+              <w:pStyle w:val="Compact"/>
+            </w:pPr>
+            <w:r>
+              <w:t xml:space="preserve">0.05</w:t>
+            </w:r>
+          </w:p>
+        </w:tc>
+      </w:tr>
+      <w:tr>
+        <w:tc>
+          <w:tcPr/>
+          <w:p>
+            <w:pPr>
+              <w:pStyle w:val="Compact"/>
+            </w:pPr>
+            <w:r>
+              <w:t xml:space="preserve">Soil</w:t>
+            </w:r>
+          </w:p>
+        </w:tc>
+        <w:tc>
+          <w:tcPr/>
+          <w:p>
+            <w:pPr>
+              <w:pStyle w:val="Compact"/>
+            </w:pPr>
+            <w:r>
+              <w:t xml:space="preserve">0.058</w:t>
+            </w:r>
+          </w:p>
+        </w:tc>
+        <w:tc>
+          <w:tcPr/>
+          <w:p>
+            <w:pPr>
+              <w:pStyle w:val="Compact"/>
+            </w:pPr>
+            <w:r>
+              <w:t xml:space="preserve">— (not a factor)</w:t>
+            </w:r>
+          </w:p>
+        </w:tc>
+      </w:tr>
+      <w:tr>
+        <w:tc>
+          <w:tcPr/>
+          <w:p>
+            <w:pPr>
+              <w:pStyle w:val="Compact"/>
+            </w:pPr>
+            <w:r>
+              <w:t xml:space="preserve">TWI</w:t>
+            </w:r>
+          </w:p>
+        </w:tc>
+        <w:tc>
+          <w:tcPr/>
+          <w:p>
+            <w:pPr>
+              <w:pStyle w:val="Compact"/>
+            </w:pPr>
+            <w:r>
+              <w:t xml:space="preserve">— (absent)</w:t>
+            </w:r>
+          </w:p>
+        </w:tc>
+        <w:tc>
+          <w:tcPr/>
+          <w:p>
+            <w:pPr>
+              <w:pStyle w:val="Compact"/>
+            </w:pPr>
+            <w:r>
+              <w:rPr>
+                <w:b/>
+                <w:bCs/>
+              </w:rPr>
+              <w:t xml:space="preserve">0.18</w:t>
+            </w:r>
+          </w:p>
+        </w:tc>
+      </w:tr>
+    </w:tbl>
+    <w:p>
+      <w:pPr>
+        <w:pStyle w:val="BodyText"/>
+      </w:pPr>
+      <w:r>
+        <w:t xml:space="preserve">Table 3.4 makes distance to rivers the dominant factor; the delivered model makes elevation dominant and TWI second.</w:t>
+      </w:r>
+    </w:p>
+    <w:p>
+      <w:pPr>
+        <w:pStyle w:val="BodyText"/>
+      </w:pPr>
+      <w:r>
+        <w:rPr>
+          <w:b/>
+          <w:bCs/>
+        </w:rPr>
+        <w:t xml:space="preserve">Action.</w:t>
+      </w:r>
+      <w:r>
+        <w:t xml:space="preserve"> </w:t>
+      </w:r>
+      <w:r>
+        <w:t xml:space="preserve">Replace Table 3.4 with the matrix over the eight factors actually used, remove the</w:t>
+      </w:r>
+      <w:r>
+        <w:t xml:space="preserve"> </w:t>
+      </w:r>
+      <w:r>
+        <w:t xml:space="preserve">“illustrative”</w:t>
+      </w:r>
+      <w:r>
+        <w:t xml:space="preserve"> </w:t>
+      </w:r>
+      <w:r>
+        <w:t xml:space="preserve">note, and report its CR. Chapter Four §4.7.1 now contains such a matrix, giving</w:t>
+      </w:r>
+      <w:r>
+        <w:t xml:space="preserve"> </w:t>
+      </w:r>
+      <w:r>
+        <w:rPr>
+          <w:b/>
+          <w:bCs/>
+        </w:rPr>
+        <w:t xml:space="preserve">CR = 0.0115</w:t>
+      </w:r>
+      <w:r>
+        <w:t xml:space="preserve"> </w:t>
+      </w:r>
+      <w:r>
+        <w:t xml:space="preserve">against the criterion of ≤ 0.10, and reproducing the applied weights to within 0.012.</w:t>
+      </w:r>
+    </w:p>
+    <w:p>
+      <w:pPr>
+        <w:pStyle w:val="BodyText"/>
+      </w:pPr>
+      <w:r>
+        <w:rPr>
+          <w:b/>
+          <w:bCs/>
+        </w:rPr>
+        <w:t xml:space="preserve">Important:</w:t>
+      </w:r>
+      <w:r>
+        <w:t xml:space="preserve"> </w:t>
+      </w:r>
+      <w:r>
+        <w:t xml:space="preserve">that matrix was reconstructed from the weights, because the original is not recorded anywhere in the project files. If you still have the matrix you actually built, use it instead — that is the correct route. If you do not, review every judgement in the reconstructed matrix against your own reasoning before adopting it, and re-run</w:t>
       </w:r>
       <w:r>
         <w:t xml:space="preserve"> </w:t>
@@ -922,10 +1532,13 @@
         <w:rPr>
           <w:rStyle w:val="VerbatimChar"/>
         </w:rPr>
-        <w:t xml:space="preserve">copernicus-dem-30m</w:t>
-      </w:r>
-      <w:r>
-        <w:t xml:space="preserve">, mosaicked from six tiles and resampled to 90 m for delineation.</w:t>
+        <w:t xml:space="preserve">validation/ahp_consistency.py</w:t>
+      </w:r>
+      <w:r>
+        <w:t xml:space="preserve"> </w:t>
+      </w:r>
+      <w:r>
+        <w:t xml:space="preserve">after any change. The judgements have to be ones you can defend orally.</w:t>
       </w:r>
     </w:p>
     <w:p>
@@ -933,62 +1546,7 @@
         <w:pStyle w:val="BodyText"/>
       </w:pPr>
       <w:r>
-        <w:rPr>
-          <w:b/>
-          <w:bCs/>
-        </w:rPr>
-        <w:t xml:space="preserve">The justification (use it — it is a good one):</w:t>
-      </w:r>
-      <w:r>
-        <w:t xml:space="preserve"> </w:t>
-      </w:r>
-      <w:r>
-        <w:t xml:space="preserve">The available SRTM tiles did not extend north of 7°N and therefore did not cover the Ogun headwaters, which reach approximately 8.95°N. Copernicus GLO-30 provides equivalent resolution with complete basin coverage and open access without registration.</w:t>
-      </w:r>
-    </w:p>
-    <w:p>
-      <w:pPr>
-        <w:pStyle w:val="BodyText"/>
-      </w:pPr>
-      <w:r>
-        <w:rPr>
-          <w:b/>
-          <w:bCs/>
-        </w:rPr>
-        <w:t xml:space="preserve">Also note</w:t>
-      </w:r>
-      <w:r>
-        <w:t xml:space="preserve"> </w:t>
-      </w:r>
-      <w:r>
-        <w:t xml:space="preserve">the 90 m resampling for delineation, and why: the 30 m DEM (81 million cells) stalled TauDEM’s D8 flow-direction routine, and 90 m is standard practice for a catchment of roughly 20,000 km².</w:t>
-      </w:r>
-    </w:p>
-    <w:p>
-      <w:pPr>
-        <w:pStyle w:val="BodyText"/>
-      </w:pPr>
-      <w:r>
-        <w:rPr>
-          <w:b/>
-          <w:bCs/>
-        </w:rPr>
-        <w:t xml:space="preserve">Action:</w:t>
-      </w:r>
-      <w:r>
-        <w:t xml:space="preserve"> </w:t>
-      </w:r>
-      <w:r>
-        <w:t xml:space="preserve">Rewrite §3.3.2 around Copernicus GLO-30. Update Objective (i), which names</w:t>
-      </w:r>
-      <w:r>
-        <w:t xml:space="preserve"> </w:t>
-      </w:r>
-      <w:r>
-        <w:t xml:space="preserve">“SRTM DEM”</w:t>
-      </w:r>
-      <w:r>
-        <w:t xml:space="preserve">. Check §3.4.2 for consequential references.</w:t>
+        <w:t xml:space="preserve">Do not be tempted to build the matrix as exactly a_ij = w_i/w_j. That produces CR = 0.000 for any weight vector whatsoever and demonstrates nothing; the script shows this case explicitly.</w:t>
       </w:r>
     </w:p>
     <w:p>
@@ -999,13 +1557,13 @@
       </w:r>
     </w:p>
     <w:bookmarkEnd w:id="13"/>
-    <w:bookmarkStart w:id="14" w:name="X61efe126a05ef6abc4a1e0ef541a32f2bee316e"/>
+    <w:bookmarkStart w:id="14" w:name="Xf48f82d10688967fffd4b1b1a54fbcdb947f9b7"/>
     <w:p>
       <w:pPr>
         <w:pStyle w:val="Heading2"/>
       </w:pPr>
       <w:r>
-        <w:t xml:space="preserve">FACTUAL 6 — §3.3.6: NIHSA discharge was not obtained; GEOGLOWS was used</w:t>
+        <w:t xml:space="preserve">FACTUAL 5 — §3.3.2: the DEM was Copernicus GLO-30, not SRTM</w:t>
       </w:r>
     </w:p>
     <w:p>
@@ -1023,13 +1581,23 @@
         <w:t xml:space="preserve"> </w:t>
       </w:r>
       <w:r>
-        <w:t xml:space="preserve">NIHSA is named as the primary source, with a contingency of</w:t>
-      </w:r>
-      <w:r>
-        <w:t xml:space="preserve"> </w:t>
-      </w:r>
-      <w:r>
-        <w:t xml:space="preserve">“a regionalization approach… using published calibrated SWAT parameters from similar catchments.”</w:t>
+        <w:t xml:space="preserve">“the study employed the Shuttle Radar Topography Mission (SRTM) Digital Elevation Model (DEM) for this study.</w:t>
+      </w:r>
+      <w:r>
+        <w:t xml:space="preserve"> </w:t>
+      </w:r>
+      <w:r>
+        <w:rPr>
+          <w:b/>
+          <w:bCs/>
+        </w:rPr>
+        <w:t xml:space="preserve">Dataset:</w:t>
+      </w:r>
+      <w:r>
+        <w:t xml:space="preserve"> </w:t>
+      </w:r>
+      <w:r>
+        <w:t xml:space="preserve">SRTM DEM Version 3.0 (SRTM GL1)…”</w:t>
       </w:r>
     </w:p>
     <w:p>
@@ -1041,45 +1609,25 @@
           <w:b/>
           <w:bCs/>
         </w:rPr>
-        <w:t xml:space="preserve">What happened:</w:t>
-      </w:r>
-      <w:r>
-        <w:t xml:space="preserve"> </w:t>
-      </w:r>
-      <w:r>
-        <w:t xml:space="preserve">NIHSA data was not obtained within the project period. The contingency invoked was</w:t>
-      </w:r>
-      <w:r>
-        <w:t xml:space="preserve"> </w:t>
-      </w:r>
-      <w:r>
-        <w:rPr>
-          <w:b/>
-          <w:bCs/>
-        </w:rPr>
-        <w:t xml:space="preserve">not</w:t>
-      </w:r>
-      <w:r>
-        <w:t xml:space="preserve"> </w:t>
-      </w:r>
-      <w:r>
-        <w:t xml:space="preserve">the regionalisation approach described, but calibration against</w:t>
-      </w:r>
-      <w:r>
-        <w:t xml:space="preserve"> </w:t>
-      </w:r>
-      <w:r>
-        <w:rPr>
-          <w:b/>
-          <w:bCs/>
-        </w:rPr>
-        <w:t xml:space="preserve">GEOGLOWS v2 ECMWF retrospective discharge</w:t>
-      </w:r>
-      <w:r>
-        <w:t xml:space="preserve"> </w:t>
-      </w:r>
-      <w:r>
-        <w:t xml:space="preserve">at reach 140585128 (Ogun at Kara/Akute) — 31,589 daily values, 1940–2026, aggregated to monthly.</w:t>
+        <w:t xml:space="preserve">What was used:</w:t>
+      </w:r>
+      <w:r>
+        <w:t xml:space="preserve"> </w:t>
+      </w:r>
+      <w:r>
+        <w:t xml:space="preserve">Copernicus GLO-30 DEM, 30 m, from the AWS open bucket</w:t>
+      </w:r>
+      <w:r>
+        <w:t xml:space="preserve"> </w:t>
+      </w:r>
+      <w:r>
+        <w:rPr>
+          <w:rStyle w:val="VerbatimChar"/>
+        </w:rPr>
+        <w:t xml:space="preserve">copernicus-dem-30m</w:t>
+      </w:r>
+      <w:r>
+        <w:t xml:space="preserve">, mosaicked from six tiles and resampled to 90 m for delineation.</w:t>
       </w:r>
     </w:p>
     <w:p>
@@ -1091,77 +1639,58 @@
           <w:b/>
           <w:bCs/>
         </w:rPr>
+        <w:t xml:space="preserve">The justification (use it — it is a good one):</w:t>
+      </w:r>
+      <w:r>
+        <w:t xml:space="preserve"> </w:t>
+      </w:r>
+      <w:r>
+        <w:t xml:space="preserve">The available SRTM tiles did not extend north of 7°N and therefore did not cover the Ogun headwaters, which reach approximately 8.95°N. Copernicus GLO-30 provides equivalent resolution with complete basin coverage and open access without registration.</w:t>
+      </w:r>
+    </w:p>
+    <w:p>
+      <w:pPr>
+        <w:pStyle w:val="BodyText"/>
+      </w:pPr>
+      <w:r>
+        <w:rPr>
+          <w:b/>
+          <w:bCs/>
+        </w:rPr>
+        <w:t xml:space="preserve">Also note</w:t>
+      </w:r>
+      <w:r>
+        <w:t xml:space="preserve"> </w:t>
+      </w:r>
+      <w:r>
+        <w:t xml:space="preserve">the 90 m resampling for delineation, and why: the 30 m DEM (81 million cells) stalled TauDEM’s D8 flow-direction routine, and 90 m is standard practice for a catchment of roughly 20,000 km².</w:t>
+      </w:r>
+    </w:p>
+    <w:p>
+      <w:pPr>
+        <w:pStyle w:val="BodyText"/>
+      </w:pPr>
+      <w:r>
+        <w:rPr>
+          <w:b/>
+          <w:bCs/>
+        </w:rPr>
         <w:t xml:space="preserve">Action:</w:t>
       </w:r>
       <w:r>
         <w:t xml:space="preserve"> </w:t>
       </w:r>
       <w:r>
-        <w:t xml:space="preserve">Rewrite §3.3.6 to state GEOGLOWS as the calibration reference actually used. Keep the NIHSA request on record as attempted — it strengthens the account. Replace the regionalisation contingency with the strategy followed, citing Odusanya</w:t>
-      </w:r>
-      <w:r>
-        <w:t xml:space="preserve"> </w:t>
-      </w:r>
-      <w:r>
-        <w:rPr>
-          <w:i/>
-          <w:iCs/>
-        </w:rPr>
-        <w:t xml:space="preserve">et al.</w:t>
-      </w:r>
-      <w:r>
-        <w:t xml:space="preserve"> </w:t>
-      </w:r>
-      <w:r>
-        <w:t xml:space="preserve">(2019) as the data-scarce precedent already in your Chapter Two.</w:t>
-      </w:r>
-    </w:p>
-    <w:p>
-      <w:pPr>
-        <w:pStyle w:val="BodyText"/>
-      </w:pPr>
-      <w:r>
-        <w:rPr>
-          <w:b/>
-          <w:bCs/>
-        </w:rPr>
-        <w:t xml:space="preserve">State plainly</w:t>
-      </w:r>
-      <w:r>
-        <w:t xml:space="preserve"> </w:t>
-      </w:r>
-      <w:r>
-        <w:t xml:space="preserve">that GEOGLOWS is a modelled product, so the performance statistics measure agreement between two models rather than agreement with observation. Chapter Four §4.9.2 develops this, and §4.4 shows how the independent ET validation partially offsets it. Raising this yourself is far stronger than having it raised for you.</w:t>
-      </w:r>
-    </w:p>
-    <w:p>
-      <w:pPr>
-        <w:pStyle w:val="BodyText"/>
-      </w:pPr>
-      <w:r>
-        <w:rPr>
-          <w:b/>
-          <w:bCs/>
-        </w:rPr>
-        <w:t xml:space="preserve">Also:</w:t>
-      </w:r>
-      <w:r>
-        <w:t xml:space="preserve"> </w:t>
-      </w:r>
-      <w:r>
-        <w:t xml:space="preserve">Table 3.6 lists</w:t>
-      </w:r>
-      <w:r>
-        <w:t xml:space="preserve"> </w:t>
-      </w:r>
-      <w:r>
-        <w:t xml:space="preserve">“Observed discharge (NIHSA)”</w:t>
-      </w:r>
-      <w:r>
-        <w:t xml:space="preserve"> </w:t>
-      </w:r>
-      <w:r>
-        <w:t xml:space="preserve">as the data source for three SWAT metrics. Change to GEOGLOWS.</w:t>
+        <w:t xml:space="preserve">Rewrite §3.3.2 around Copernicus GLO-30. Update Objective (i), which names</w:t>
+      </w:r>
+      <w:r>
+        <w:t xml:space="preserve"> </w:t>
+      </w:r>
+      <w:r>
+        <w:t xml:space="preserve">“SRTM DEM”</w:t>
+      </w:r>
+      <w:r>
+        <w:t xml:space="preserve">. Check §3.4.2 for consequential references.</w:t>
       </w:r>
     </w:p>
     <w:p>
@@ -1172,7 +1701,180 @@
       </w:r>
     </w:p>
     <w:bookmarkEnd w:id="14"/>
-    <w:bookmarkStart w:id="15" w:name="Xde17733ae6ceb6577dd38c19f0a8b1ef7b6485e"/>
+    <w:bookmarkStart w:id="15" w:name="X61efe126a05ef6abc4a1e0ef541a32f2bee316e"/>
+    <w:p>
+      <w:pPr>
+        <w:pStyle w:val="Heading2"/>
+      </w:pPr>
+      <w:r>
+        <w:t xml:space="preserve">FACTUAL 6 — §3.3.6: NIHSA discharge was not obtained; GEOGLOWS was used</w:t>
+      </w:r>
+    </w:p>
+    <w:p>
+      <w:pPr>
+        <w:pStyle w:val="FirstParagraph"/>
+      </w:pPr>
+      <w:r>
+        <w:rPr>
+          <w:b/>
+          <w:bCs/>
+        </w:rPr>
+        <w:t xml:space="preserve">Current text:</w:t>
+      </w:r>
+      <w:r>
+        <w:t xml:space="preserve"> </w:t>
+      </w:r>
+      <w:r>
+        <w:t xml:space="preserve">NIHSA is named as the primary source, with a contingency of</w:t>
+      </w:r>
+      <w:r>
+        <w:t xml:space="preserve"> </w:t>
+      </w:r>
+      <w:r>
+        <w:t xml:space="preserve">“a regionalization approach… using published calibrated SWAT parameters from similar catchments.”</w:t>
+      </w:r>
+    </w:p>
+    <w:p>
+      <w:pPr>
+        <w:pStyle w:val="BodyText"/>
+      </w:pPr>
+      <w:r>
+        <w:rPr>
+          <w:b/>
+          <w:bCs/>
+        </w:rPr>
+        <w:t xml:space="preserve">What happened:</w:t>
+      </w:r>
+      <w:r>
+        <w:t xml:space="preserve"> </w:t>
+      </w:r>
+      <w:r>
+        <w:t xml:space="preserve">NIHSA data was not obtained within the project period. The contingency invoked was</w:t>
+      </w:r>
+      <w:r>
+        <w:t xml:space="preserve"> </w:t>
+      </w:r>
+      <w:r>
+        <w:rPr>
+          <w:b/>
+          <w:bCs/>
+        </w:rPr>
+        <w:t xml:space="preserve">not</w:t>
+      </w:r>
+      <w:r>
+        <w:t xml:space="preserve"> </w:t>
+      </w:r>
+      <w:r>
+        <w:t xml:space="preserve">the regionalisation approach described, but calibration against</w:t>
+      </w:r>
+      <w:r>
+        <w:t xml:space="preserve"> </w:t>
+      </w:r>
+      <w:r>
+        <w:rPr>
+          <w:b/>
+          <w:bCs/>
+        </w:rPr>
+        <w:t xml:space="preserve">GEOGLOWS v2 ECMWF retrospective discharge</w:t>
+      </w:r>
+      <w:r>
+        <w:t xml:space="preserve"> </w:t>
+      </w:r>
+      <w:r>
+        <w:t xml:space="preserve">at reach 140585128 (Ogun at Kara/Akute) — 31,589 daily values, 1940–2026, aggregated to monthly.</w:t>
+      </w:r>
+    </w:p>
+    <w:p>
+      <w:pPr>
+        <w:pStyle w:val="BodyText"/>
+      </w:pPr>
+      <w:r>
+        <w:rPr>
+          <w:b/>
+          <w:bCs/>
+        </w:rPr>
+        <w:t xml:space="preserve">Action:</w:t>
+      </w:r>
+      <w:r>
+        <w:t xml:space="preserve"> </w:t>
+      </w:r>
+      <w:r>
+        <w:t xml:space="preserve">Rewrite §3.3.6 to state GEOGLOWS as the calibration reference actually used. Keep the NIHSA request on record as attempted — it strengthens the account. Replace the regionalisation contingency with the strategy followed, citing Odusanya</w:t>
+      </w:r>
+      <w:r>
+        <w:t xml:space="preserve"> </w:t>
+      </w:r>
+      <w:r>
+        <w:rPr>
+          <w:i/>
+          <w:iCs/>
+        </w:rPr>
+        <w:t xml:space="preserve">et al.</w:t>
+      </w:r>
+      <w:r>
+        <w:t xml:space="preserve"> </w:t>
+      </w:r>
+      <w:r>
+        <w:t xml:space="preserve">(2019) as the data-scarce precedent already in your Chapter Two.</w:t>
+      </w:r>
+    </w:p>
+    <w:p>
+      <w:pPr>
+        <w:pStyle w:val="BodyText"/>
+      </w:pPr>
+      <w:r>
+        <w:rPr>
+          <w:b/>
+          <w:bCs/>
+        </w:rPr>
+        <w:t xml:space="preserve">State plainly</w:t>
+      </w:r>
+      <w:r>
+        <w:t xml:space="preserve"> </w:t>
+      </w:r>
+      <w:r>
+        <w:t xml:space="preserve">that GEOGLOWS is a modelled product, so the performance statistics measure agreement between two models rather than agreement with observation. Chapter Four §4.9.2 develops this, and §4.4 shows how the independent ET validation partially offsets it. Raising this yourself is far stronger than having it raised for you.</w:t>
+      </w:r>
+    </w:p>
+    <w:p>
+      <w:pPr>
+        <w:pStyle w:val="BodyText"/>
+      </w:pPr>
+      <w:r>
+        <w:rPr>
+          <w:b/>
+          <w:bCs/>
+        </w:rPr>
+        <w:t xml:space="preserve">Also:</w:t>
+      </w:r>
+      <w:r>
+        <w:t xml:space="preserve"> </w:t>
+      </w:r>
+      <w:r>
+        <w:t xml:space="preserve">Table 3.6 lists</w:t>
+      </w:r>
+      <w:r>
+        <w:t xml:space="preserve"> </w:t>
+      </w:r>
+      <w:r>
+        <w:t xml:space="preserve">“Observed discharge (NIHSA)”</w:t>
+      </w:r>
+      <w:r>
+        <w:t xml:space="preserve"> </w:t>
+      </w:r>
+      <w:r>
+        <w:t xml:space="preserve">as the data source for three SWAT metrics. Change to GEOGLOWS.</w:t>
+      </w:r>
+    </w:p>
+    <w:p>
+      <w:r>
+        <w:pict>
+          <v:rect style="width:0;height:1.5pt" o:hralign="center" o:hrstd="t" o:hr="t"/>
+        </w:pict>
+      </w:r>
+    </w:p>
+    <w:bookmarkEnd w:id="15"/>
+    <w:bookmarkStart w:id="16" w:name="Xde17733ae6ceb6577dd38c19f0a8b1ef7b6485e"/>
     <w:p>
       <w:pPr>
         <w:pStyle w:val="Heading2"/>
@@ -1295,8 +1997,8 @@
         </w:pict>
       </w:r>
     </w:p>
-    <w:bookmarkEnd w:id="15"/>
-    <w:bookmarkStart w:id="16" w:name="Xd9841514d47ab72396d6428288541fffe35725d"/>
+    <w:bookmarkEnd w:id="16"/>
+    <w:bookmarkStart w:id="17" w:name="Xd9841514d47ab72396d6428288541fffe35725d"/>
     <w:p>
       <w:pPr>
         <w:pStyle w:val="Heading2"/>
@@ -1368,8 +2070,8 @@
         </w:pict>
       </w:r>
     </w:p>
-    <w:bookmarkEnd w:id="16"/>
-    <w:bookmarkStart w:id="17" w:name="X5e11bdc445619ce2aad2a7eb3da9bda4b847c4b"/>
+    <w:bookmarkEnd w:id="17"/>
+    <w:bookmarkStart w:id="18" w:name="X5e11bdc445619ce2aad2a7eb3da9bda4b847c4b"/>
     <w:p>
       <w:pPr>
         <w:pStyle w:val="Heading2"/>
@@ -1508,8 +2210,8 @@
         </w:pict>
       </w:r>
     </w:p>
-    <w:bookmarkEnd w:id="17"/>
-    <w:bookmarkStart w:id="18" w:name="X1409a03ce1bd507c7333176af17bed85695dd38"/>
+    <w:bookmarkEnd w:id="18"/>
+    <w:bookmarkStart w:id="19" w:name="X1409a03ce1bd507c7333176af17bed85695dd38"/>
     <w:p>
       <w:pPr>
         <w:pStyle w:val="Heading2"/>
@@ -1594,8 +2296,8 @@
         </w:pict>
       </w:r>
     </w:p>
-    <w:bookmarkEnd w:id="18"/>
-    <w:bookmarkStart w:id="19" w:name="what-to-add-to-1.6-limitations"/>
+    <w:bookmarkEnd w:id="19"/>
+    <w:bookmarkStart w:id="20" w:name="what-to-add-to-1.6-limitations"/>
     <w:p>
       <w:pPr>
         <w:pStyle w:val="Heading2"/>
@@ -1707,8 +2409,8 @@
         </w:pict>
       </w:r>
     </w:p>
-    <w:bookmarkEnd w:id="19"/>
-    <w:bookmarkStart w:id="20" w:name="suggested-order-of-work"/>
+    <w:bookmarkEnd w:id="20"/>
+    <w:bookmarkStart w:id="21" w:name="suggested-order-of-work"/>
     <w:p>
       <w:pPr>
         <w:pStyle w:val="Heading2"/>
@@ -1774,13 +2476,13 @@
           <w:b/>
           <w:bCs/>
         </w:rPr>
-        <w:t xml:space="preserve">CRITICAL 3</w:t>
-      </w:r>
-      <w:r>
-        <w:t xml:space="preserve"> </w:t>
-      </w:r>
-      <w:r>
-        <w:t xml:space="preserve">(AUC threshold) — reconcile the contradiction, one number throughout.</w:t>
+        <w:t xml:space="preserve">CRITICAL 4b</w:t>
+      </w:r>
+      <w:r>
+        <w:t xml:space="preserve"> </w:t>
+      </w:r>
+      <w:r>
+        <w:t xml:space="preserve">(§3.6.3 Table 3.4 pairwise matrix) — replace with the matrix over the eight factors actually used.</w:t>
       </w:r>
     </w:p>
     <w:p>
@@ -1796,13 +2498,13 @@
           <w:b/>
           <w:bCs/>
         </w:rPr>
-        <w:t xml:space="preserve">CRITICAL 2</w:t>
-      </w:r>
-      <w:r>
-        <w:t xml:space="preserve"> </w:t>
-      </w:r>
-      <w:r>
-        <w:t xml:space="preserve">(simulation periods) — mechanical, quick.</w:t>
+        <w:t xml:space="preserve">CRITICAL 3</w:t>
+      </w:r>
+      <w:r>
+        <w:t xml:space="preserve"> </w:t>
+      </w:r>
+      <w:r>
+        <w:t xml:space="preserve">(AUC threshold) — reconcile the contradiction, one number throughout.</w:t>
       </w:r>
     </w:p>
     <w:p>
@@ -1818,13 +2520,13 @@
           <w:b/>
           <w:bCs/>
         </w:rPr>
-        <w:t xml:space="preserve">FACTUAL 5–8</w:t>
-      </w:r>
-      <w:r>
-        <w:t xml:space="preserve"> </w:t>
-      </w:r>
-      <w:r>
-        <w:t xml:space="preserve">— data sources, mostly localised edits.</w:t>
+        <w:t xml:space="preserve">CRITICAL 2</w:t>
+      </w:r>
+      <w:r>
+        <w:t xml:space="preserve"> </w:t>
+      </w:r>
+      <w:r>
+        <w:t xml:space="preserve">(simulation periods) — mechanical, quick.</w:t>
       </w:r>
     </w:p>
     <w:p>
@@ -1840,6 +2542,28 @@
           <w:b/>
           <w:bCs/>
         </w:rPr>
+        <w:t xml:space="preserve">FACTUAL 5–8</w:t>
+      </w:r>
+      <w:r>
+        <w:t xml:space="preserve"> </w:t>
+      </w:r>
+      <w:r>
+        <w:t xml:space="preserve">— data sources, mostly localised edits.</w:t>
+      </w:r>
+    </w:p>
+    <w:p>
+      <w:pPr>
+        <w:pStyle w:val="Compact"/>
+        <w:numPr>
+          <w:ilvl w:val="0"/>
+          <w:numId w:val="1009"/>
+        </w:numPr>
+      </w:pPr>
+      <w:r>
+        <w:rPr>
+          <w:b/>
+          <w:bCs/>
+        </w:rPr>
         <w:t xml:space="preserve">CONSISTENCY 9–10</w:t>
       </w:r>
       <w:r>
@@ -1856,8 +2580,8 @@
         </w:pict>
       </w:r>
     </w:p>
-    <w:bookmarkEnd w:id="20"/>
-    <w:bookmarkStart w:id="21" w:name="a-closing-note-on-the-shortfall"/>
+    <w:bookmarkEnd w:id="21"/>
+    <w:bookmarkStart w:id="22" w:name="a-closing-note-on-the-shortfall"/>
     <w:p>
       <w:pPr>
         <w:pStyle w:val="Heading2"/>
@@ -1898,8 +2622,8 @@
         <w:t xml:space="preserve">Report it as measured. A validation that confirmed every expectation would be weaker evidence of rigour than one that located the limits.</w:t>
       </w:r>
     </w:p>
-    <w:bookmarkEnd w:id="21"/>
     <w:bookmarkEnd w:id="22"/>
+    <w:bookmarkEnd w:id="23"/>
     <w:sectPr>
       <w:footnotePr>
         <w:numRestart w:val="eachSect"/>
